--- a/6 семестр/Проектирование информационных систем/Практическая работа №2/ВраженкоДО.docx
+++ b/6 семестр/Проектирование информационных систем/Практическая работа №2/ВраженкоДО.docx
@@ -18,8 +18,8 @@
       </w:tblPr>
       <w:tblGrid>
         <w:gridCol w:w="111"/>
-        <w:gridCol w:w="9486"/>
-        <w:gridCol w:w="83"/>
+        <w:gridCol w:w="9485"/>
+        <w:gridCol w:w="85"/>
       </w:tblGrid>
       <w:tr>
         <w:trPr>
@@ -28,7 +28,7 @@
         </w:trPr>
         <w:tc>
           <w:tcPr>
-            <w:tcW w:w="9597" w:type="dxa"/>
+            <w:tcW w:w="9596" w:type="dxa"/>
             <w:gridSpan w:val="2"/>
             <w:tcBorders/>
           </w:tcPr>
@@ -360,7 +360,7 @@
                     <mc:AlternateContent>
                       <mc:Choice Requires="wps">
                         <w:drawing>
-                          <wp:anchor behindDoc="0" distT="19050" distB="19050" distL="19050" distR="19050" simplePos="0" locked="0" layoutInCell="1" allowOverlap="1" relativeHeight="3">
+                          <wp:anchor distT="19050" distB="19050" distL="19050" distR="19050" simplePos="0" relativeHeight="3" behindDoc="0" locked="0" layoutInCell="1" allowOverlap="1">
                             <wp:simplePos x="0" y="0"/>
                             <wp:positionH relativeFrom="column">
                               <wp:posOffset>200025</wp:posOffset>
@@ -406,7 +406,7 @@
                       </mc:Choice>
                       <mc:Fallback>
                         <w:pict>
-                          <v:line id="shape_0" from="15.75pt,32pt" to="456.7pt,32.1pt" ID="Line 4" stroked="t" o:allowincell="t" style="position:absolute;flip:y">
+                          <v:line id="shape_0" from="15.75pt,32pt" to="456.7pt,32.1pt" stroked="t" o:allowincell="t" style="position:absolute;flip:y">
                             <v:stroke color="black" weight="38160" joinstyle="round" endcap="flat"/>
                             <v:fill o:detectmouseclick="t" on="false"/>
                             <w10:wrap type="none"/>
@@ -446,7 +446,7 @@
         </w:tc>
         <w:tc>
           <w:tcPr>
-            <w:tcW w:w="83" w:type="dxa"/>
+            <w:tcW w:w="85" w:type="dxa"/>
             <w:tcBorders/>
           </w:tcPr>
           <w:p>
@@ -498,7 +498,7 @@
         </w:tc>
         <w:tc>
           <w:tcPr>
-            <w:tcW w:w="9569" w:type="dxa"/>
+            <w:tcW w:w="9570" w:type="dxa"/>
             <w:gridSpan w:val="2"/>
             <w:tcBorders/>
           </w:tcPr>
@@ -570,7 +570,7 @@
         </w:tc>
         <w:tc>
           <w:tcPr>
-            <w:tcW w:w="9569" w:type="dxa"/>
+            <w:tcW w:w="9570" w:type="dxa"/>
             <w:gridSpan w:val="2"/>
             <w:tcBorders/>
           </w:tcPr>
@@ -705,37 +705,7 @@
                 <w:szCs w:val="28"/>
                 <w:lang w:val="ru-RU"/>
               </w:rPr>
-              <w:t>ОТЧЁТ ПО ПРАКТИЧЕСК</w:t>
-            </w:r>
-            <w:r>
-              <w:rPr>
-                <w:rFonts w:cs="Times New Roman"/>
-                <w:b/>
-                <w:sz w:val="28"/>
-                <w:szCs w:val="28"/>
-                <w:lang w:val="ru-RU"/>
-              </w:rPr>
-              <w:t>ОЙ</w:t>
-            </w:r>
-            <w:r>
-              <w:rPr>
-                <w:rFonts w:cs="Times New Roman"/>
-                <w:b/>
-                <w:sz w:val="28"/>
-                <w:szCs w:val="28"/>
-                <w:lang w:val="ru-RU"/>
-              </w:rPr>
-              <w:t xml:space="preserve"> РАБОТ</w:t>
-            </w:r>
-            <w:r>
-              <w:rPr>
-                <w:rFonts w:cs="Times New Roman"/>
-                <w:b/>
-                <w:sz w:val="28"/>
-                <w:szCs w:val="28"/>
-                <w:lang w:val="ru-RU"/>
-              </w:rPr>
-              <w:t>Е №2</w:t>
+              <w:t>ОТЧЁТ ПО ПРАКТИЧЕСКОЙ РАБОТЕ №2</w:t>
             </w:r>
           </w:p>
         </w:tc>
@@ -877,7 +847,6 @@
               <w:jc w:val="center"/>
               <w:rPr>
                 <w:rFonts w:cs="Times New Roman"/>
-                <w:i/>
                 <w:i/>
                 <w:color w:val="FF0000"/>
                 <w:szCs w:val="24"/>
@@ -1677,20 +1646,13 @@
     </w:p>
     <w:p>
       <w:pPr>
-        <w:pStyle w:val="BodyText"/>
+        <w:pStyle w:val="Heading1"/>
+        <w:ind w:hanging="0" w:left="0"/>
         <w:rPr/>
       </w:pPr>
       <w:r>
         <w:rPr/>
-        <w:t xml:space="preserve">На диаграмме </w:t>
-      </w:r>
-      <w:r>
-        <w:rPr/>
-        <w:t>прецедентов (рис. 1)</w:t>
-      </w:r>
-      <w:r>
-        <w:rPr/>
-        <w:t xml:space="preserve"> представлены три действующих субъекта: Студент, Администратор и внешняя информационная система «Умный дневник студента» (ИС УДС).</w:t>
+        <w:t>Студент</w:t>
       </w:r>
     </w:p>
     <w:p>
@@ -1700,63 +1662,18 @@
       </w:pPr>
       <w:r>
         <w:rPr/>
-        <w:t>Студент взаимодействует с подсистемой следующим образом:</w:t>
+        <w:t>Студент управляет подписками на уведомления, что включает в себя возможность включения или отключения напоминаний. Управление подписками может расширяться выбором каналов уведомлений (push, email, Telegram) и выбором времени упреждения (15, 30 или 60 минут до начала занятия). Кроме того, студент получает уведомления о предстоящих занятиях, которые формируются и доставляются подсистемой в соответствии с его настройками.</w:t>
       </w:r>
     </w:p>
     <w:p>
       <w:pPr>
-        <w:pStyle w:val="BodyText"/>
-        <w:widowControl/>
-        <w:numPr>
-          <w:ilvl w:val="0"/>
-          <w:numId w:val="2"/>
-        </w:numPr>
-        <w:suppressAutoHyphens w:val="true"/>
-        <w:bidi w:val="0"/>
-        <w:jc w:val="both"/>
+        <w:pStyle w:val="Heading1"/>
+        <w:ind w:hanging="0" w:left="0"/>
         <w:rPr/>
       </w:pPr>
       <w:r>
         <w:rPr/>
-        <w:t>Управл</w:t>
-      </w:r>
-      <w:r>
-        <w:rPr>
-          <w:rFonts w:eastAsia="Calibri" w:cs="" w:cstheme="minorBidi" w:eastAsiaTheme="minorHAnsi"/>
-          <w:color w:val="auto"/>
-          <w:kern w:val="0"/>
-          <w:szCs w:val="22"/>
-          <w:lang w:val="ru-RU" w:eastAsia="en-US" w:bidi="ar-SA"/>
-        </w:rPr>
-        <w:t>ение подписками на уведомления – студент может включить или отключить напоминания, при этом данный прецедент может расширяться выбором каналов уведомлений (push, email, Telegram) и выбором времени упреждения (15, 30 или 60 минут).</w:t>
-      </w:r>
-    </w:p>
-    <w:p>
-      <w:pPr>
-        <w:pStyle w:val="BodyText"/>
-        <w:widowControl/>
-        <w:numPr>
-          <w:ilvl w:val="0"/>
-          <w:numId w:val="2"/>
-        </w:numPr>
-        <w:suppressAutoHyphens w:val="true"/>
-        <w:bidi w:val="0"/>
-        <w:jc w:val="both"/>
-        <w:rPr/>
-      </w:pPr>
-      <w:r>
-        <w:rPr>
-          <w:rFonts w:eastAsia="Calibri" w:cs="" w:cstheme="minorBidi" w:eastAsiaTheme="minorHAnsi"/>
-          <w:color w:val="auto"/>
-          <w:kern w:val="0"/>
-          <w:szCs w:val="22"/>
-          <w:lang w:val="ru-RU" w:eastAsia="en-US" w:bidi="ar-SA"/>
-        </w:rPr>
-        <w:t xml:space="preserve">Получение </w:t>
-      </w:r>
-      <w:r>
-        <w:rPr/>
-        <w:t>уведомлений о занятиях – студент является получателем уведомлений, которые формируются в результате выполнения прецедента «Отправка уведомлений».</w:t>
+        <w:t>Администратор</w:t>
       </w:r>
     </w:p>
     <w:p>
@@ -1766,63 +1683,18 @@
       </w:pPr>
       <w:r>
         <w:rPr/>
-        <w:t>Администратор выполняет следующие функции:</w:t>
+        <w:t>Администратор осуществляет администрирование и мониторинг подсистемы, что включает в себя настройку общих параметров (время ежедневного сбора расписания, список учебных групп для рассылки, управление праздничными днями) и просмотр журнала событий. Настройка общих параметров может расширяться временным отключением рассылки в нерабочие дни. Администратор также занимается логированием и отчётностью, что включает в себя формирование отчётов за выбранный период.</w:t>
       </w:r>
     </w:p>
     <w:p>
       <w:pPr>
-        <w:pStyle w:val="BodyText"/>
-        <w:widowControl/>
-        <w:numPr>
-          <w:ilvl w:val="0"/>
-          <w:numId w:val="2"/>
-        </w:numPr>
-        <w:suppressAutoHyphens w:val="true"/>
-        <w:bidi w:val="0"/>
-        <w:jc w:val="both"/>
+        <w:pStyle w:val="Heading1"/>
+        <w:ind w:hanging="0" w:left="0"/>
         <w:rPr/>
       </w:pPr>
       <w:r>
         <w:rPr/>
-        <w:t>Управлен</w:t>
-      </w:r>
-      <w:r>
-        <w:rPr>
-          <w:rFonts w:eastAsia="Calibri" w:cs="" w:cstheme="minorBidi" w:eastAsiaTheme="minorHAnsi"/>
-          <w:color w:val="auto"/>
-          <w:kern w:val="0"/>
-          <w:szCs w:val="22"/>
-          <w:lang w:val="ru-RU" w:eastAsia="en-US" w:bidi="ar-SA"/>
-        </w:rPr>
-        <w:t>ие общими параметрами подсистемы – настройка времени сбора расписания, списка групп, праздничных дней и т.п.</w:t>
-      </w:r>
-    </w:p>
-    <w:p>
-      <w:pPr>
-        <w:pStyle w:val="BodyText"/>
-        <w:widowControl/>
-        <w:numPr>
-          <w:ilvl w:val="0"/>
-          <w:numId w:val="2"/>
-        </w:numPr>
-        <w:suppressAutoHyphens w:val="true"/>
-        <w:bidi w:val="0"/>
-        <w:jc w:val="both"/>
-        <w:rPr/>
-      </w:pPr>
-      <w:r>
-        <w:rPr>
-          <w:rFonts w:eastAsia="Calibri" w:cs="" w:cstheme="minorBidi" w:eastAsiaTheme="minorHAnsi"/>
-          <w:color w:val="auto"/>
-          <w:kern w:val="0"/>
-          <w:szCs w:val="22"/>
-          <w:lang w:val="ru-RU" w:eastAsia="en-US" w:bidi="ar-SA"/>
-        </w:rPr>
-        <w:t>Мон</w:t>
-      </w:r>
-      <w:r>
-        <w:rPr/>
-        <w:t>иторинг и просмотр логов – включает формирование отчётов о работе подсистемы (с возможностью выгрузки в CSV и PDF).</w:t>
+        <w:t>ИС «Умный дневник студента»</w:t>
       </w:r>
     </w:p>
     <w:p>
@@ -1832,81 +1704,7 @@
       </w:pPr>
       <w:r>
         <w:rPr/>
-        <w:t>Информационная система «Умный дневник студента» выступает в роли поставщика данных:</w:t>
-      </w:r>
-    </w:p>
-    <w:p>
-      <w:pPr>
-        <w:pStyle w:val="BodyText"/>
-        <w:widowControl/>
-        <w:numPr>
-          <w:ilvl w:val="0"/>
-          <w:numId w:val="2"/>
-        </w:numPr>
-        <w:suppressAutoHyphens w:val="true"/>
-        <w:bidi w:val="0"/>
-        <w:jc w:val="both"/>
-        <w:rPr/>
-      </w:pPr>
-      <w:r>
-        <w:rPr/>
-        <w:t>Уча</w:t>
-      </w:r>
-      <w:r>
-        <w:rPr>
-          <w:rFonts w:eastAsia="Calibri" w:cs="" w:cstheme="minorBidi" w:eastAsiaTheme="minorHAnsi"/>
-          <w:color w:val="auto"/>
-          <w:kern w:val="0"/>
-          <w:szCs w:val="22"/>
-          <w:lang w:val="ru-RU" w:eastAsia="en-US" w:bidi="ar-SA"/>
-        </w:rPr>
-        <w:t>ствует в прецед</w:t>
-      </w:r>
-      <w:r>
-        <w:rPr/>
-        <w:t>енте «Сбор и подготовка данных о занятиях», который включает запрос к API ИС УДС для получения актуального расписания и информации о студентах.</w:t>
-      </w:r>
-    </w:p>
-    <w:p>
-      <w:pPr>
-        <w:pStyle w:val="BodyText"/>
-        <w:rPr/>
-      </w:pPr>
-      <w:r>
-        <w:rPr/>
-        <w:t>Между остальными прецедентами установлены следующие отношения:</w:t>
-      </w:r>
-    </w:p>
-    <w:p>
-      <w:pPr>
-        <w:pStyle w:val="BodyText"/>
-        <w:widowControl/>
-        <w:numPr>
-          <w:ilvl w:val="0"/>
-          <w:numId w:val="2"/>
-        </w:numPr>
-        <w:suppressAutoHyphens w:val="true"/>
-        <w:bidi w:val="0"/>
-        <w:jc w:val="both"/>
-        <w:rPr/>
-      </w:pPr>
-      <w:r>
-        <w:rPr/>
-        <w:t>«О</w:t>
-      </w:r>
-      <w:r>
-        <w:rPr>
-          <w:rFonts w:eastAsia="Calibri" w:cs="" w:cstheme="minorBidi" w:eastAsiaTheme="minorHAnsi"/>
-          <w:color w:val="auto"/>
-          <w:kern w:val="0"/>
-          <w:szCs w:val="22"/>
-          <w:lang w:val="ru-RU" w:eastAsia="en-US" w:bidi="ar-SA"/>
-        </w:rPr>
-        <w:t>тправк</w:t>
-      </w:r>
-      <w:r>
-        <w:rPr/>
-        <w:t>а уведомлений» включает в себя прецеденты «Формирование списка получателей» и «Формирование текста уведомления».</w:t>
+        <w:t>Внешняя система ИС УДС предоставляет данные для работы подсистемы, что включает в себя предоставление расписания занятий на следующий день через REST API, а также предоставление актуальных данных о студентах и учебных группах. Эти данные используются модулями сбора и подготовки информации.</w:t>
       </w:r>
     </w:p>
     <w:p>
@@ -1923,9 +1721,9 @@
         <w:rPr/>
         <w:drawing>
           <wp:inline distT="0" distB="0" distL="0" distR="0">
-            <wp:extent cx="4792980" cy="4884420"/>
+            <wp:extent cx="4549140" cy="4282440"/>
             <wp:effectExtent l="0" t="0" r="0" b="0"/>
-            <wp:docPr id="3" name="Изображение1" descr=""/>
+            <wp:docPr id="3" name="Изображение1"/>
             <wp:cNvGraphicFramePr>
               <a:graphicFrameLocks xmlns:a="http://schemas.openxmlformats.org/drawingml/2006/main" noChangeAspect="1"/>
             </wp:cNvGraphicFramePr>
@@ -1933,7 +1731,7 @@
               <a:graphicData uri="http://schemas.openxmlformats.org/drawingml/2006/picture">
                 <pic:pic xmlns:pic="http://schemas.openxmlformats.org/drawingml/2006/picture">
                   <pic:nvPicPr>
-                    <pic:cNvPr id="3" name="Изображение1" descr=""/>
+                    <pic:cNvPr id="3" name="Изображение1"/>
                     <pic:cNvPicPr>
                       <a:picLocks noChangeAspect="1" noChangeArrowheads="1"/>
                     </pic:cNvPicPr>
@@ -1947,7 +1745,7 @@
                   <pic:spPr bwMode="auto">
                     <a:xfrm>
                       <a:off x="0" y="0"/>
-                      <a:ext cx="4792980" cy="4884420"/>
+                      <a:ext cx="4549140" cy="4282440"/>
                     </a:xfrm>
                     <a:prstGeom prst="rect">
                       <a:avLst/>
@@ -1973,11 +1771,7 @@
       </w:pPr>
       <w:r>
         <w:rPr/>
-        <w:t>Р</w:t>
-      </w:r>
-      <w:r>
-        <w:rPr/>
-        <w:t xml:space="preserve">исунок </w:t>
+        <w:t xml:space="preserve">Рисунок </w:t>
       </w:r>
       <w:r>
         <w:rPr/>
@@ -2001,11 +1795,7 @@
       </w:r>
       <w:r>
         <w:rPr/>
-        <w:t xml:space="preserve"> - </w:t>
-      </w:r>
-      <w:r>
-        <w:rPr/>
-        <w:t>Диаграмма прецедентов Подсисемы</w:t>
+        <w:t xml:space="preserve"> - Диаграмма прецедентов Подсисемы</w:t>
       </w:r>
     </w:p>
     <w:p>
@@ -2052,11 +1842,11 @@
 <w:ftr xmlns:o="urn:schemas-microsoft-com:office:office" xmlns:r="http://schemas.openxmlformats.org/officeDocument/2006/relationships" xmlns:v="urn:schemas-microsoft-com:vml" xmlns:w="http://schemas.openxmlformats.org/wordprocessingml/2006/main" xmlns:w10="urn:schemas-microsoft-com:office:word" xmlns:wp="http://schemas.openxmlformats.org/drawingml/2006/wordprocessingDrawing" xmlns:pic="http://schemas.openxmlformats.org/drawingml/2006/picture" xmlns:wps="http://schemas.microsoft.com/office/word/2010/wordprocessingShape" xmlns:wpg="http://schemas.microsoft.com/office/word/2010/wordprocessingGroup" xmlns:mc="http://schemas.openxmlformats.org/markup-compatibility/2006" xmlns:wp14="http://schemas.microsoft.com/office/word/2010/wordprocessingDrawing" xmlns:w14="http://schemas.microsoft.com/office/word/2010/wordml" xmlns:w15="http://schemas.microsoft.com/office/word/2012/wordml" mc:Ignorable="w14 wp14 w15">
   <w:sdt>
     <w:sdtPr>
+      <w:id w:val="1390310243"/>
       <w:docPartObj>
         <w:docPartGallery w:val="Page Numbers (Bottom of Page)"/>
         <w:docPartUnique w:val="true"/>
       </w:docPartObj>
-      <w:id w:val="1390310243"/>
     </w:sdtPr>
     <w:sdtContent>
       <w:p>
@@ -2081,7 +1871,7 @@
         </w:r>
         <w:r>
           <w:rPr/>
-          <w:t>2</w:t>
+          <w:t>3</w:t>
         </w:r>
         <w:r>
           <w:rPr/>
@@ -2130,8 +1920,8 @@
   <w:abstractNum w:abstractNumId="1">
     <w:lvl w:ilvl="0">
       <w:start w:val="1"/>
+      <w:numFmt w:val="decimal"/>
       <w:pStyle w:val="Heading1"/>
-      <w:numFmt w:val="decimal"/>
       <w:suff w:val="space"/>
       <w:lvlText w:val="%1."/>
       <w:lvlJc w:val="left"/>
@@ -2145,8 +1935,8 @@
     </w:lvl>
     <w:lvl w:ilvl="1">
       <w:start w:val="1"/>
+      <w:numFmt w:val="decimal"/>
       <w:pStyle w:val="Heading2"/>
-      <w:numFmt w:val="decimal"/>
       <w:suff w:val="space"/>
       <w:lvlText w:val="%1.%2."/>
       <w:lvlJc w:val="left"/>
@@ -2160,8 +1950,8 @@
     </w:lvl>
     <w:lvl w:ilvl="2">
       <w:start w:val="1"/>
+      <w:numFmt w:val="decimal"/>
       <w:pStyle w:val="Heading3"/>
-      <w:numFmt w:val="decimal"/>
       <w:suff w:val="space"/>
       <w:lvlText w:val="%1.%2.%3."/>
       <w:lvlJc w:val="left"/>
@@ -2252,150 +2042,8 @@
       <w:rPr/>
     </w:lvl>
   </w:abstractNum>
-  <w:abstractNum w:abstractNumId="2">
-    <w:lvl w:ilvl="0">
-      <w:start w:val="1"/>
-      <w:numFmt w:val="bullet"/>
-      <w:suff w:val="space"/>
-      <w:lvlText w:val="-"/>
-      <w:lvlJc w:val="left"/>
-      <w:pPr>
-        <w:tabs>
-          <w:tab w:val="num" w:pos="0"/>
-        </w:tabs>
-        <w:ind w:left="964" w:hanging="255"/>
-      </w:pPr>
-      <w:rPr>
-        <w:rFonts w:ascii="OpenSymbol" w:hAnsi="OpenSymbol" w:cs="OpenSymbol" w:hint="default"/>
-      </w:rPr>
-    </w:lvl>
-    <w:lvl w:ilvl="1">
-      <w:start w:val="1"/>
-      <w:numFmt w:val="bullet"/>
-      <w:suff w:val="space"/>
-      <w:lvlText w:val="◦"/>
-      <w:lvlJc w:val="left"/>
-      <w:pPr>
-        <w:tabs>
-          <w:tab w:val="num" w:pos="0"/>
-        </w:tabs>
-        <w:ind w:left="1644" w:hanging="368"/>
-      </w:pPr>
-      <w:rPr>
-        <w:rFonts w:ascii="OpenSymbol" w:hAnsi="OpenSymbol" w:cs="OpenSymbol" w:hint="default"/>
-      </w:rPr>
-    </w:lvl>
-    <w:lvl w:ilvl="2">
-      <w:start w:val="1"/>
-      <w:numFmt w:val="bullet"/>
-      <w:lvlText w:val="◦"/>
-      <w:lvlJc w:val="left"/>
-      <w:pPr>
-        <w:tabs>
-          <w:tab w:val="num" w:pos="1440"/>
-        </w:tabs>
-        <w:ind w:left="1440" w:hanging="360"/>
-      </w:pPr>
-      <w:rPr>
-        <w:rFonts w:ascii="OpenSymbol" w:hAnsi="OpenSymbol" w:cs="OpenSymbol" w:hint="default"/>
-      </w:rPr>
-    </w:lvl>
-    <w:lvl w:ilvl="3">
-      <w:start w:val="1"/>
-      <w:numFmt w:val="bullet"/>
-      <w:lvlText w:val="◦"/>
-      <w:lvlJc w:val="left"/>
-      <w:pPr>
-        <w:tabs>
-          <w:tab w:val="num" w:pos="1800"/>
-        </w:tabs>
-        <w:ind w:left="1800" w:hanging="360"/>
-      </w:pPr>
-      <w:rPr>
-        <w:rFonts w:ascii="OpenSymbol" w:hAnsi="OpenSymbol" w:cs="OpenSymbol" w:hint="default"/>
-      </w:rPr>
-    </w:lvl>
-    <w:lvl w:ilvl="4">
-      <w:start w:val="1"/>
-      <w:numFmt w:val="bullet"/>
-      <w:lvlText w:val="◦"/>
-      <w:lvlJc w:val="left"/>
-      <w:pPr>
-        <w:tabs>
-          <w:tab w:val="num" w:pos="2160"/>
-        </w:tabs>
-        <w:ind w:left="2160" w:hanging="360"/>
-      </w:pPr>
-      <w:rPr>
-        <w:rFonts w:ascii="OpenSymbol" w:hAnsi="OpenSymbol" w:cs="OpenSymbol" w:hint="default"/>
-      </w:rPr>
-    </w:lvl>
-    <w:lvl w:ilvl="5">
-      <w:start w:val="1"/>
-      <w:numFmt w:val="bullet"/>
-      <w:lvlText w:val="◦"/>
-      <w:lvlJc w:val="left"/>
-      <w:pPr>
-        <w:tabs>
-          <w:tab w:val="num" w:pos="2520"/>
-        </w:tabs>
-        <w:ind w:left="2520" w:hanging="360"/>
-      </w:pPr>
-      <w:rPr>
-        <w:rFonts w:ascii="OpenSymbol" w:hAnsi="OpenSymbol" w:cs="OpenSymbol" w:hint="default"/>
-      </w:rPr>
-    </w:lvl>
-    <w:lvl w:ilvl="6">
-      <w:start w:val="1"/>
-      <w:numFmt w:val="bullet"/>
-      <w:lvlText w:val="◦"/>
-      <w:lvlJc w:val="left"/>
-      <w:pPr>
-        <w:tabs>
-          <w:tab w:val="num" w:pos="2880"/>
-        </w:tabs>
-        <w:ind w:left="2880" w:hanging="360"/>
-      </w:pPr>
-      <w:rPr>
-        <w:rFonts w:ascii="OpenSymbol" w:hAnsi="OpenSymbol" w:cs="OpenSymbol" w:hint="default"/>
-      </w:rPr>
-    </w:lvl>
-    <w:lvl w:ilvl="7">
-      <w:start w:val="1"/>
-      <w:numFmt w:val="bullet"/>
-      <w:lvlText w:val="◦"/>
-      <w:lvlJc w:val="left"/>
-      <w:pPr>
-        <w:tabs>
-          <w:tab w:val="num" w:pos="3240"/>
-        </w:tabs>
-        <w:ind w:left="3240" w:hanging="360"/>
-      </w:pPr>
-      <w:rPr>
-        <w:rFonts w:ascii="OpenSymbol" w:hAnsi="OpenSymbol" w:cs="OpenSymbol" w:hint="default"/>
-      </w:rPr>
-    </w:lvl>
-    <w:lvl w:ilvl="8">
-      <w:start w:val="1"/>
-      <w:numFmt w:val="bullet"/>
-      <w:lvlText w:val="◦"/>
-      <w:lvlJc w:val="left"/>
-      <w:pPr>
-        <w:tabs>
-          <w:tab w:val="num" w:pos="3600"/>
-        </w:tabs>
-        <w:ind w:left="3600" w:hanging="360"/>
-      </w:pPr>
-      <w:rPr>
-        <w:rFonts w:ascii="OpenSymbol" w:hAnsi="OpenSymbol" w:cs="OpenSymbol" w:hint="default"/>
-      </w:rPr>
-    </w:lvl>
-  </w:abstractNum>
   <w:num w:numId="1">
     <w:abstractNumId w:val="1"/>
-  </w:num>
-  <w:num w:numId="2">
-    <w:abstractNumId w:val="2"/>
   </w:num>
 </w:numbering>
 </file>

--- a/6 семестр/Проектирование информационных систем/Практическая работа №2/ВраженкоДО.docx
+++ b/6 семестр/Проектирование информационных систем/Практическая работа №2/ВраженкоДО.docx
@@ -18,8 +18,8 @@
       </w:tblPr>
       <w:tblGrid>
         <w:gridCol w:w="111"/>
-        <w:gridCol w:w="9485"/>
-        <w:gridCol w:w="85"/>
+        <w:gridCol w:w="9484"/>
+        <w:gridCol w:w="86"/>
       </w:tblGrid>
       <w:tr>
         <w:trPr>
@@ -28,7 +28,7 @@
         </w:trPr>
         <w:tc>
           <w:tcPr>
-            <w:tcW w:w="9596" w:type="dxa"/>
+            <w:tcW w:w="9595" w:type="dxa"/>
             <w:gridSpan w:val="2"/>
             <w:tcBorders/>
           </w:tcPr>
@@ -446,7 +446,7 @@
         </w:tc>
         <w:tc>
           <w:tcPr>
-            <w:tcW w:w="85" w:type="dxa"/>
+            <w:tcW w:w="86" w:type="dxa"/>
             <w:tcBorders/>
           </w:tcPr>
           <w:p>
@@ -1721,7 +1721,7 @@
         <w:rPr/>
         <w:drawing>
           <wp:inline distT="0" distB="0" distL="0" distR="0">
-            <wp:extent cx="4549140" cy="4282440"/>
+            <wp:extent cx="4701540" cy="3741420"/>
             <wp:effectExtent l="0" t="0" r="0" b="0"/>
             <wp:docPr id="3" name="Изображение1"/>
             <wp:cNvGraphicFramePr>
@@ -1745,7 +1745,7 @@
                   <pic:spPr bwMode="auto">
                     <a:xfrm>
                       <a:off x="0" y="0"/>
-                      <a:ext cx="4549140" cy="4282440"/>
+                      <a:ext cx="4701540" cy="3741420"/>
                     </a:xfrm>
                     <a:prstGeom prst="rect">
                       <a:avLst/>
@@ -1761,7 +1761,7 @@
     </w:p>
     <w:p>
       <w:pPr>
-        <w:pStyle w:val="Style21"/>
+        <w:pStyle w:val="user7"/>
         <w:widowControl/>
         <w:suppressAutoHyphens w:val="true"/>
         <w:bidi w:val="0"/>
@@ -1795,7 +1795,15 @@
       </w:r>
       <w:r>
         <w:rPr/>
-        <w:t xml:space="preserve"> - Диаграмма прецедентов Подсисемы</w:t>
+        <w:t xml:space="preserve"> - Диаграмма прецедентов Подсис</w:t>
+      </w:r>
+      <w:r>
+        <w:rPr/>
+        <w:t>т</w:t>
+      </w:r>
+      <w:r>
+        <w:rPr/>
+        <w:t>емы</w:t>
       </w:r>
     </w:p>
     <w:p>
@@ -1871,7 +1879,7 @@
         </w:r>
         <w:r>
           <w:rPr/>
-          <w:t>3</w:t>
+          <w:t>2</w:t>
         </w:r>
         <w:r>
           <w:rPr/>
@@ -2569,29 +2577,29 @@
       <w:u w:val="single"/>
     </w:rPr>
   </w:style>
+  <w:style w:type="character" w:styleId="user" w:customStyle="1">
+    <w:name w:val="Ссылка указателя (user)"/>
+    <w:qFormat/>
+    <w:rPr/>
+  </w:style>
   <w:style w:type="character" w:styleId="Style13" w:customStyle="1">
     <w:name w:val="Ссылка указателя"/>
     <w:qFormat/>
     <w:rPr/>
   </w:style>
-  <w:style w:type="character" w:styleId="user" w:customStyle="1">
-    <w:name w:val="Ссылка указателя (user)"/>
-    <w:qFormat/>
-    <w:rPr/>
-  </w:style>
-  <w:style w:type="character" w:styleId="user1" w:customStyle="1">
-    <w:name w:val="Маркеры (user)"/>
+  <w:style w:type="character" w:styleId="Style14" w:customStyle="1">
+    <w:name w:val="Маркеры"/>
     <w:qFormat/>
     <w:rPr>
       <w:rFonts w:ascii="OpenSymbol" w:hAnsi="OpenSymbol" w:eastAsia="OpenSymbol" w:cs="OpenSymbol"/>
     </w:rPr>
   </w:style>
-  <w:style w:type="character" w:styleId="user2" w:customStyle="1">
-    <w:name w:val="Символ нумерации (user)"/>
+  <w:style w:type="character" w:styleId="Style15" w:customStyle="1">
+    <w:name w:val="Символ нумерации"/>
     <w:qFormat/>
     <w:rPr/>
   </w:style>
-  <w:style w:type="character" w:styleId="Style14" w:customStyle="1">
+  <w:style w:type="character" w:styleId="Style16" w:customStyle="1">
     <w:name w:val="Основной текст Знак"/>
     <w:basedOn w:val="DefaultParagraphFont"/>
     <w:qFormat/>
@@ -2601,7 +2609,7 @@
       <w:sz w:val="28"/>
     </w:rPr>
   </w:style>
-  <w:style w:type="paragraph" w:styleId="Style15" w:customStyle="1">
+  <w:style w:type="paragraph" w:styleId="Style17">
     <w:name w:val="Заголовок"/>
     <w:basedOn w:val="Normal"/>
     <w:next w:val="BodyText"/>
@@ -2619,7 +2627,7 @@
   <w:style w:type="paragraph" w:styleId="BodyText">
     <w:name w:val="Body Text"/>
     <w:basedOn w:val="Normal"/>
-    <w:link w:val="Style14"/>
+    <w:link w:val="Style16"/>
     <w:pPr>
       <w:spacing w:lineRule="auto" w:line="360" w:before="0" w:after="0"/>
       <w:ind w:firstLine="709"/>
@@ -2651,7 +2659,7 @@
       <w:szCs w:val="24"/>
     </w:rPr>
   </w:style>
-  <w:style w:type="paragraph" w:styleId="Style16" w:customStyle="1">
+  <w:style w:type="paragraph" w:styleId="Style18">
     <w:name w:val="Указатель"/>
     <w:basedOn w:val="Normal"/>
     <w:qFormat/>
@@ -2677,7 +2685,7 @@
       <w:szCs w:val="28"/>
     </w:rPr>
   </w:style>
-  <w:style w:type="paragraph" w:styleId="user3">
+  <w:style w:type="paragraph" w:styleId="user1" w:customStyle="1">
     <w:name w:val="Заголовок (user)"/>
     <w:basedOn w:val="Normal"/>
     <w:next w:val="BodyText"/>
@@ -2692,7 +2700,7 @@
       <w:szCs w:val="28"/>
     </w:rPr>
   </w:style>
-  <w:style w:type="paragraph" w:styleId="user4">
+  <w:style w:type="paragraph" w:styleId="user2" w:customStyle="1">
     <w:name w:val="Указатель (user)"/>
     <w:basedOn w:val="Normal"/>
     <w:qFormat/>
@@ -2714,15 +2722,15 @@
       <w:rFonts w:cs="Lucida Sans"/>
     </w:rPr>
   </w:style>
-  <w:style w:type="paragraph" w:styleId="Style17" w:customStyle="1">
-    <w:name w:val="Колонтитулы"/>
+  <w:style w:type="paragraph" w:styleId="user3" w:customStyle="1">
+    <w:name w:val="Колонтитулы (user)"/>
     <w:basedOn w:val="Normal"/>
     <w:qFormat/>
     <w:pPr/>
     <w:rPr/>
   </w:style>
-  <w:style w:type="paragraph" w:styleId="user5" w:customStyle="1">
-    <w:name w:val="Колонтитулы (user)"/>
+  <w:style w:type="paragraph" w:styleId="Style19" w:customStyle="1">
+    <w:name w:val="Колонтитулы"/>
     <w:basedOn w:val="Normal"/>
     <w:qFormat/>
     <w:pPr/>
@@ -2780,7 +2788,7 @@
   </w:style>
   <w:style w:type="paragraph" w:styleId="TOC1">
     <w:name w:val="toc 1"/>
-    <w:basedOn w:val="Style16"/>
+    <w:basedOn w:val="user2"/>
     <w:pPr>
       <w:tabs>
         <w:tab w:val="clear" w:pos="643"/>
@@ -2795,7 +2803,7 @@
   </w:style>
   <w:style w:type="paragraph" w:styleId="TOC2">
     <w:name w:val="toc 2"/>
-    <w:basedOn w:val="Style16"/>
+    <w:basedOn w:val="user2"/>
     <w:pPr>
       <w:tabs>
         <w:tab w:val="clear" w:pos="643"/>
@@ -2809,7 +2817,7 @@
   </w:style>
   <w:style w:type="paragraph" w:styleId="TOC3">
     <w:name w:val="toc 3"/>
-    <w:basedOn w:val="Style16"/>
+    <w:basedOn w:val="user2"/>
     <w:pPr>
       <w:tabs>
         <w:tab w:val="clear" w:pos="643"/>
@@ -2821,8 +2829,8 @@
     </w:pPr>
     <w:rPr/>
   </w:style>
-  <w:style w:type="paragraph" w:styleId="Style18" w:customStyle="1">
-    <w:name w:val="Содержимое таблицы"/>
+  <w:style w:type="paragraph" w:styleId="user4" w:customStyle="1">
+    <w:name w:val="Содержимое таблицы (user)"/>
     <w:basedOn w:val="Normal"/>
     <w:qFormat/>
     <w:pPr>
@@ -2832,9 +2840,9 @@
     </w:pPr>
     <w:rPr/>
   </w:style>
-  <w:style w:type="paragraph" w:styleId="Style19" w:customStyle="1">
-    <w:name w:val="Заголовок таблицы"/>
-    <w:basedOn w:val="Style18"/>
+  <w:style w:type="paragraph" w:styleId="user5" w:customStyle="1">
+    <w:name w:val="Заголовок таблицы (user)"/>
+    <w:basedOn w:val="user4"/>
     <w:qFormat/>
     <w:pPr>
       <w:jc w:val="center"/>
@@ -2842,6 +2850,18 @@
     <w:rPr>
       <w:b/>
       <w:bCs/>
+    </w:rPr>
+  </w:style>
+  <w:style w:type="paragraph" w:styleId="user6" w:customStyle="1">
+    <w:name w:val="Таблица (user)"/>
+    <w:basedOn w:val="Caption"/>
+    <w:qFormat/>
+    <w:pPr>
+      <w:keepNext w:val="true"/>
+      <w:spacing w:lineRule="auto" w:line="360" w:before="0" w:after="0"/>
+    </w:pPr>
+    <w:rPr>
+      <w:sz w:val="28"/>
     </w:rPr>
   </w:style>
   <w:style w:type="paragraph" w:styleId="Style20" w:customStyle="1">
@@ -2856,20 +2876,8 @@
       <w:sz w:val="28"/>
     </w:rPr>
   </w:style>
-  <w:style w:type="paragraph" w:styleId="user6" w:customStyle="1">
-    <w:name w:val="Таблица (user)"/>
-    <w:basedOn w:val="Caption"/>
-    <w:qFormat/>
-    <w:pPr>
-      <w:keepNext w:val="true"/>
-      <w:spacing w:lineRule="auto" w:line="360" w:before="0" w:after="0"/>
-    </w:pPr>
-    <w:rPr>
-      <w:sz w:val="28"/>
-    </w:rPr>
-  </w:style>
-  <w:style w:type="paragraph" w:styleId="user7" w:customStyle="1">
-    <w:name w:val="Содержимое таблицы (user)"/>
+  <w:style w:type="paragraph" w:styleId="Style21" w:customStyle="1">
+    <w:name w:val="Содержимое таблицы"/>
     <w:basedOn w:val="Normal"/>
     <w:qFormat/>
     <w:rsid w:val="00871d3e"/>
@@ -2882,42 +2890,42 @@
   </w:style>
   <w:style w:type="paragraph" w:styleId="TOC4">
     <w:name w:val="toc 4"/>
-    <w:basedOn w:val="Style16"/>
+    <w:basedOn w:val="user2"/>
     <w:pPr/>
     <w:rPr/>
   </w:style>
   <w:style w:type="paragraph" w:styleId="TOC5">
     <w:name w:val="toc 5"/>
-    <w:basedOn w:val="Style16"/>
+    <w:basedOn w:val="user2"/>
     <w:pPr/>
     <w:rPr/>
   </w:style>
   <w:style w:type="paragraph" w:styleId="TOC6">
     <w:name w:val="toc 6"/>
-    <w:basedOn w:val="Style16"/>
+    <w:basedOn w:val="user2"/>
     <w:pPr/>
     <w:rPr/>
   </w:style>
   <w:style w:type="paragraph" w:styleId="TOC7">
     <w:name w:val="toc 7"/>
-    <w:basedOn w:val="Style16"/>
+    <w:basedOn w:val="user2"/>
     <w:pPr/>
     <w:rPr/>
   </w:style>
   <w:style w:type="paragraph" w:styleId="TOC8">
     <w:name w:val="toc 8"/>
-    <w:basedOn w:val="Style16"/>
+    <w:basedOn w:val="user2"/>
     <w:pPr/>
     <w:rPr/>
   </w:style>
   <w:style w:type="paragraph" w:styleId="TOC9">
     <w:name w:val="toc 9"/>
-    <w:basedOn w:val="Style16"/>
+    <w:basedOn w:val="user2"/>
     <w:pPr/>
     <w:rPr/>
   </w:style>
-  <w:style w:type="paragraph" w:styleId="Style21">
-    <w:name w:val="Рисунок"/>
+  <w:style w:type="paragraph" w:styleId="user7">
+    <w:name w:val="Рисунок (user)"/>
     <w:basedOn w:val="Caption"/>
     <w:qFormat/>
     <w:pPr>
@@ -2929,15 +2937,15 @@
       <w:sz w:val="28"/>
     </w:rPr>
   </w:style>
-  <w:style w:type="numbering" w:styleId="Style22" w:customStyle="1">
-    <w:name w:val="Без списка"/>
+  <w:style w:type="numbering" w:styleId="user8" w:customStyle="1">
+    <w:name w:val="Без списка (user)"/>
     <w:uiPriority w:val="99"/>
     <w:semiHidden/>
     <w:unhideWhenUsed/>
     <w:qFormat/>
   </w:style>
-  <w:style w:type="numbering" w:styleId="user8" w:customStyle="1">
-    <w:name w:val="Без списка (user)"/>
+  <w:style w:type="numbering" w:styleId="Style22" w:customStyle="1">
+    <w:name w:val="Без списка"/>
     <w:uiPriority w:val="99"/>
     <w:semiHidden/>
     <w:unhideWhenUsed/>

--- a/6 семестр/Проектирование информационных систем/Практическая работа №2/ВраженкоДО.docx
+++ b/6 семестр/Проектирование информационных систем/Практическая работа №2/ВраженкоДО.docx
@@ -18,8 +18,8 @@
       </w:tblPr>
       <w:tblGrid>
         <w:gridCol w:w="111"/>
-        <w:gridCol w:w="9484"/>
-        <w:gridCol w:w="86"/>
+        <w:gridCol w:w="9483"/>
+        <w:gridCol w:w="87"/>
       </w:tblGrid>
       <w:tr>
         <w:trPr>
@@ -28,7 +28,7 @@
         </w:trPr>
         <w:tc>
           <w:tcPr>
-            <w:tcW w:w="9595" w:type="dxa"/>
+            <w:tcW w:w="9594" w:type="dxa"/>
             <w:gridSpan w:val="2"/>
             <w:tcBorders/>
           </w:tcPr>
@@ -446,7 +446,7 @@
         </w:tc>
         <w:tc>
           <w:tcPr>
-            <w:tcW w:w="86" w:type="dxa"/>
+            <w:tcW w:w="87" w:type="dxa"/>
             <w:tcBorders/>
           </w:tcPr>
           <w:p>
@@ -1662,7 +1662,36 @@
       </w:pPr>
       <w:r>
         <w:rPr/>
-        <w:t>Студент управляет подписками на уведомления, что включает в себя возможность включения или отключения напоминаний. Управление подписками может расширяться выбором каналов уведомлений (push, email, Telegram) и выбором времени упреждения (15, 30 или 60 минут до начала занятия). Кроме того, студент получает уведомления о предстоящих занятиях, которые формируются и доставляются подсистемой в соответствии с его настройками.</w:t>
+        <w:t>Студент взаимодействует с системой для получения актуальной информации об учебном процессе. Он авторизуется в системе, после чего может просматривать расписание занятий, свою успеваемость и домашние задания. Кроме того, студент управляет подписками на уведомления, что позволяет ему включать или отключать получение напоминаний о занятиях. Управление подписками может расширяться выбором каналов уведомлений (push, электронная почта, Telegram) и выбором времени упреждения (15, 30 или 60 минут до начала занятия). Студент также выступает получателем уведомлений, которые формируются и отправляются подсистемой автоматического напоминания.</w:t>
+      </w:r>
+    </w:p>
+    <w:p>
+      <w:pPr>
+        <w:pStyle w:val="Heading1"/>
+        <w:ind w:hanging="0" w:left="0"/>
+        <w:rPr>
+          <w:lang w:val="ru-RU"/>
+        </w:rPr>
+      </w:pPr>
+      <w:r>
+        <w:rPr>
+          <w:lang w:val="ru-RU"/>
+        </w:rPr>
+        <w:t>Преподаватель</w:t>
+      </w:r>
+    </w:p>
+    <w:p>
+      <w:pPr>
+        <w:pStyle w:val="BodyText"/>
+        <w:rPr>
+          <w:lang w:val="ru-RU"/>
+        </w:rPr>
+      </w:pPr>
+      <w:r>
+        <w:rPr>
+          <w:lang w:val="ru-RU"/>
+        </w:rPr>
+        <w:t>Преподаватель отвечает за наполнение учебного контента. После авторизации он управляет расписанием, выставляет оценки студентам и даёт домашние задания. Все эти действия относятся к работе с учебным контентом и обеспечивают актуальность данных в системе.</w:t>
       </w:r>
     </w:p>
     <w:p>
@@ -1683,28 +1712,7 @@
       </w:pPr>
       <w:r>
         <w:rPr/>
-        <w:t>Администратор осуществляет администрирование и мониторинг подсистемы, что включает в себя настройку общих параметров (время ежедневного сбора расписания, список учебных групп для рассылки, управление праздничными днями) и просмотр журнала событий. Настройка общих параметров может расширяться временным отключением рассылки в нерабочие дни. Администратор также занимается логированием и отчётностью, что включает в себя формирование отчётов за выбранный период.</w:t>
-      </w:r>
-    </w:p>
-    <w:p>
-      <w:pPr>
-        <w:pStyle w:val="Heading1"/>
-        <w:ind w:hanging="0" w:left="0"/>
-        <w:rPr/>
-      </w:pPr>
-      <w:r>
-        <w:rPr/>
-        <w:t>ИС «Умный дневник студента»</w:t>
-      </w:r>
-    </w:p>
-    <w:p>
-      <w:pPr>
-        <w:pStyle w:val="BodyText"/>
-        <w:rPr/>
-      </w:pPr>
-      <w:r>
-        <w:rPr/>
-        <w:t>Внешняя система ИС УДС предоставляет данные для работы подсистемы, что включает в себя предоставление расписания занятий на следующий день через REST API, а также предоставление актуальных данных о студентах и учебных группах. Эти данные используются модулями сбора и подготовки информации.</w:t>
+        <w:t>Администратор обеспечивает функционирование системы. Он управляет учётными записями пользователей, настраивает общие параметры (время сбора расписания, список групп, праздничные дни) и контролирует работу системы через мониторинг и просмотр логов. Настройка параметров может расширяться временным отключением рассылки уведомлений. Администратор также формирует отчёты о работе системы, включая статистику отправленных уведомлений.</w:t>
       </w:r>
     </w:p>
     <w:p>
@@ -1721,7 +1729,7 @@
         <w:rPr/>
         <w:drawing>
           <wp:inline distT="0" distB="0" distL="0" distR="0">
-            <wp:extent cx="4701540" cy="3741420"/>
+            <wp:extent cx="5940425" cy="4431030"/>
             <wp:effectExtent l="0" t="0" r="0" b="0"/>
             <wp:docPr id="3" name="Изображение1"/>
             <wp:cNvGraphicFramePr>
@@ -1745,7 +1753,7 @@
                   <pic:spPr bwMode="auto">
                     <a:xfrm>
                       <a:off x="0" y="0"/>
-                      <a:ext cx="4701540" cy="3741420"/>
+                      <a:ext cx="5940425" cy="4431030"/>
                     </a:xfrm>
                     <a:prstGeom prst="rect">
                       <a:avLst/>
@@ -1761,7 +1769,7 @@
     </w:p>
     <w:p>
       <w:pPr>
-        <w:pStyle w:val="user7"/>
+        <w:pStyle w:val="Style21"/>
         <w:widowControl/>
         <w:suppressAutoHyphens w:val="true"/>
         <w:bidi w:val="0"/>
@@ -1795,15 +1803,15 @@
       </w:r>
       <w:r>
         <w:rPr/>
-        <w:t xml:space="preserve"> - Диаграмма прецедентов Подсис</w:t>
+        <w:t xml:space="preserve"> - Диаграмма прецедентов </w:t>
       </w:r>
       <w:r>
         <w:rPr/>
-        <w:t>т</w:t>
+        <w:t>С</w:t>
       </w:r>
       <w:r>
         <w:rPr/>
-        <w:t>емы</w:t>
+        <w:t>истемы</w:t>
       </w:r>
     </w:p>
     <w:p>
@@ -1879,7 +1887,7 @@
         </w:r>
         <w:r>
           <w:rPr/>
-          <w:t>2</w:t>
+          <w:t>3</w:t>
         </w:r>
         <w:r>
           <w:rPr/>
@@ -2577,29 +2585,29 @@
       <w:u w:val="single"/>
     </w:rPr>
   </w:style>
+  <w:style w:type="character" w:styleId="Style13" w:customStyle="1">
+    <w:name w:val="Ссылка указателя"/>
+    <w:qFormat/>
+    <w:rPr/>
+  </w:style>
   <w:style w:type="character" w:styleId="user" w:customStyle="1">
     <w:name w:val="Ссылка указателя (user)"/>
     <w:qFormat/>
     <w:rPr/>
   </w:style>
-  <w:style w:type="character" w:styleId="Style13" w:customStyle="1">
-    <w:name w:val="Ссылка указателя"/>
-    <w:qFormat/>
-    <w:rPr/>
-  </w:style>
-  <w:style w:type="character" w:styleId="Style14" w:customStyle="1">
-    <w:name w:val="Маркеры"/>
+  <w:style w:type="character" w:styleId="user1" w:customStyle="1">
+    <w:name w:val="Маркеры (user)"/>
     <w:qFormat/>
     <w:rPr>
       <w:rFonts w:ascii="OpenSymbol" w:hAnsi="OpenSymbol" w:eastAsia="OpenSymbol" w:cs="OpenSymbol"/>
     </w:rPr>
   </w:style>
-  <w:style w:type="character" w:styleId="Style15" w:customStyle="1">
-    <w:name w:val="Символ нумерации"/>
+  <w:style w:type="character" w:styleId="user2" w:customStyle="1">
+    <w:name w:val="Символ нумерации (user)"/>
     <w:qFormat/>
     <w:rPr/>
   </w:style>
-  <w:style w:type="character" w:styleId="Style16" w:customStyle="1">
+  <w:style w:type="character" w:styleId="Style14" w:customStyle="1">
     <w:name w:val="Основной текст Знак"/>
     <w:basedOn w:val="DefaultParagraphFont"/>
     <w:qFormat/>
@@ -2609,7 +2617,7 @@
       <w:sz w:val="28"/>
     </w:rPr>
   </w:style>
-  <w:style w:type="paragraph" w:styleId="Style17">
+  <w:style w:type="paragraph" w:styleId="Style15" w:customStyle="1">
     <w:name w:val="Заголовок"/>
     <w:basedOn w:val="Normal"/>
     <w:next w:val="BodyText"/>
@@ -2627,7 +2635,7 @@
   <w:style w:type="paragraph" w:styleId="BodyText">
     <w:name w:val="Body Text"/>
     <w:basedOn w:val="Normal"/>
-    <w:link w:val="Style16"/>
+    <w:link w:val="Style14"/>
     <w:pPr>
       <w:spacing w:lineRule="auto" w:line="360" w:before="0" w:after="0"/>
       <w:ind w:firstLine="709"/>
@@ -2659,7 +2667,7 @@
       <w:szCs w:val="24"/>
     </w:rPr>
   </w:style>
-  <w:style w:type="paragraph" w:styleId="Style18">
+  <w:style w:type="paragraph" w:styleId="Style16" w:customStyle="1">
     <w:name w:val="Указатель"/>
     <w:basedOn w:val="Normal"/>
     <w:qFormat/>
@@ -2685,7 +2693,7 @@
       <w:szCs w:val="28"/>
     </w:rPr>
   </w:style>
-  <w:style w:type="paragraph" w:styleId="user1" w:customStyle="1">
+  <w:style w:type="paragraph" w:styleId="user3">
     <w:name w:val="Заголовок (user)"/>
     <w:basedOn w:val="Normal"/>
     <w:next w:val="BodyText"/>
@@ -2700,7 +2708,7 @@
       <w:szCs w:val="28"/>
     </w:rPr>
   </w:style>
-  <w:style w:type="paragraph" w:styleId="user2" w:customStyle="1">
+  <w:style w:type="paragraph" w:styleId="user4">
     <w:name w:val="Указатель (user)"/>
     <w:basedOn w:val="Normal"/>
     <w:qFormat/>
@@ -2722,15 +2730,15 @@
       <w:rFonts w:cs="Lucida Sans"/>
     </w:rPr>
   </w:style>
-  <w:style w:type="paragraph" w:styleId="user3" w:customStyle="1">
-    <w:name w:val="Колонтитулы (user)"/>
+  <w:style w:type="paragraph" w:styleId="Style17" w:customStyle="1">
+    <w:name w:val="Колонтитулы"/>
     <w:basedOn w:val="Normal"/>
     <w:qFormat/>
     <w:pPr/>
     <w:rPr/>
   </w:style>
-  <w:style w:type="paragraph" w:styleId="Style19" w:customStyle="1">
-    <w:name w:val="Колонтитулы"/>
+  <w:style w:type="paragraph" w:styleId="user5" w:customStyle="1">
+    <w:name w:val="Колонтитулы (user)"/>
     <w:basedOn w:val="Normal"/>
     <w:qFormat/>
     <w:pPr/>
@@ -2788,7 +2796,7 @@
   </w:style>
   <w:style w:type="paragraph" w:styleId="TOC1">
     <w:name w:val="toc 1"/>
-    <w:basedOn w:val="user2"/>
+    <w:basedOn w:val="Style16"/>
     <w:pPr>
       <w:tabs>
         <w:tab w:val="clear" w:pos="643"/>
@@ -2803,7 +2811,7 @@
   </w:style>
   <w:style w:type="paragraph" w:styleId="TOC2">
     <w:name w:val="toc 2"/>
-    <w:basedOn w:val="user2"/>
+    <w:basedOn w:val="Style16"/>
     <w:pPr>
       <w:tabs>
         <w:tab w:val="clear" w:pos="643"/>
@@ -2817,7 +2825,7 @@
   </w:style>
   <w:style w:type="paragraph" w:styleId="TOC3">
     <w:name w:val="toc 3"/>
-    <w:basedOn w:val="user2"/>
+    <w:basedOn w:val="Style16"/>
     <w:pPr>
       <w:tabs>
         <w:tab w:val="clear" w:pos="643"/>
@@ -2829,8 +2837,8 @@
     </w:pPr>
     <w:rPr/>
   </w:style>
-  <w:style w:type="paragraph" w:styleId="user4" w:customStyle="1">
-    <w:name w:val="Содержимое таблицы (user)"/>
+  <w:style w:type="paragraph" w:styleId="Style18" w:customStyle="1">
+    <w:name w:val="Содержимое таблицы"/>
     <w:basedOn w:val="Normal"/>
     <w:qFormat/>
     <w:pPr>
@@ -2840,9 +2848,9 @@
     </w:pPr>
     <w:rPr/>
   </w:style>
-  <w:style w:type="paragraph" w:styleId="user5" w:customStyle="1">
-    <w:name w:val="Заголовок таблицы (user)"/>
-    <w:basedOn w:val="user4"/>
+  <w:style w:type="paragraph" w:styleId="Style19" w:customStyle="1">
+    <w:name w:val="Заголовок таблицы"/>
+    <w:basedOn w:val="Style18"/>
     <w:qFormat/>
     <w:pPr>
       <w:jc w:val="center"/>
@@ -2850,6 +2858,18 @@
     <w:rPr>
       <w:b/>
       <w:bCs/>
+    </w:rPr>
+  </w:style>
+  <w:style w:type="paragraph" w:styleId="Style20" w:customStyle="1">
+    <w:name w:val="Таблица"/>
+    <w:basedOn w:val="Caption"/>
+    <w:qFormat/>
+    <w:pPr>
+      <w:keepNext w:val="true"/>
+      <w:spacing w:lineRule="auto" w:line="360" w:before="0" w:after="0"/>
+    </w:pPr>
+    <w:rPr>
+      <w:sz w:val="28"/>
     </w:rPr>
   </w:style>
   <w:style w:type="paragraph" w:styleId="user6" w:customStyle="1">
@@ -2864,20 +2884,8 @@
       <w:sz w:val="28"/>
     </w:rPr>
   </w:style>
-  <w:style w:type="paragraph" w:styleId="Style20" w:customStyle="1">
-    <w:name w:val="Таблица"/>
-    <w:basedOn w:val="Caption"/>
-    <w:qFormat/>
-    <w:pPr>
-      <w:keepNext w:val="true"/>
-      <w:spacing w:lineRule="auto" w:line="360" w:before="0" w:after="0"/>
-    </w:pPr>
-    <w:rPr>
-      <w:sz w:val="28"/>
-    </w:rPr>
-  </w:style>
-  <w:style w:type="paragraph" w:styleId="Style21" w:customStyle="1">
-    <w:name w:val="Содержимое таблицы"/>
+  <w:style w:type="paragraph" w:styleId="user7" w:customStyle="1">
+    <w:name w:val="Содержимое таблицы (user)"/>
     <w:basedOn w:val="Normal"/>
     <w:qFormat/>
     <w:rsid w:val="00871d3e"/>
@@ -2890,42 +2898,42 @@
   </w:style>
   <w:style w:type="paragraph" w:styleId="TOC4">
     <w:name w:val="toc 4"/>
-    <w:basedOn w:val="user2"/>
+    <w:basedOn w:val="Style16"/>
     <w:pPr/>
     <w:rPr/>
   </w:style>
   <w:style w:type="paragraph" w:styleId="TOC5">
     <w:name w:val="toc 5"/>
-    <w:basedOn w:val="user2"/>
+    <w:basedOn w:val="Style16"/>
     <w:pPr/>
     <w:rPr/>
   </w:style>
   <w:style w:type="paragraph" w:styleId="TOC6">
     <w:name w:val="toc 6"/>
-    <w:basedOn w:val="user2"/>
+    <w:basedOn w:val="Style16"/>
     <w:pPr/>
     <w:rPr/>
   </w:style>
   <w:style w:type="paragraph" w:styleId="TOC7">
     <w:name w:val="toc 7"/>
-    <w:basedOn w:val="user2"/>
+    <w:basedOn w:val="Style16"/>
     <w:pPr/>
     <w:rPr/>
   </w:style>
   <w:style w:type="paragraph" w:styleId="TOC8">
     <w:name w:val="toc 8"/>
-    <w:basedOn w:val="user2"/>
+    <w:basedOn w:val="Style16"/>
     <w:pPr/>
     <w:rPr/>
   </w:style>
   <w:style w:type="paragraph" w:styleId="TOC9">
     <w:name w:val="toc 9"/>
-    <w:basedOn w:val="user2"/>
+    <w:basedOn w:val="Style16"/>
     <w:pPr/>
     <w:rPr/>
   </w:style>
-  <w:style w:type="paragraph" w:styleId="user7">
-    <w:name w:val="Рисунок (user)"/>
+  <w:style w:type="paragraph" w:styleId="Style21">
+    <w:name w:val="Рисунок"/>
     <w:basedOn w:val="Caption"/>
     <w:qFormat/>
     <w:pPr>
@@ -2937,15 +2945,15 @@
       <w:sz w:val="28"/>
     </w:rPr>
   </w:style>
-  <w:style w:type="numbering" w:styleId="user8" w:customStyle="1">
-    <w:name w:val="Без списка (user)"/>
+  <w:style w:type="numbering" w:styleId="Style22" w:customStyle="1">
+    <w:name w:val="Без списка"/>
     <w:uiPriority w:val="99"/>
     <w:semiHidden/>
     <w:unhideWhenUsed/>
     <w:qFormat/>
   </w:style>
-  <w:style w:type="numbering" w:styleId="Style22" w:customStyle="1">
-    <w:name w:val="Без списка"/>
+  <w:style w:type="numbering" w:styleId="user8" w:customStyle="1">
+    <w:name w:val="Без списка (user)"/>
     <w:uiPriority w:val="99"/>
     <w:semiHidden/>
     <w:unhideWhenUsed/>

--- a/6 семестр/Проектирование информационных систем/Практическая работа №2/ВраженкоДО.docx
+++ b/6 семестр/Проектирование информационных систем/Практическая работа №2/ВраженкоДО.docx
@@ -18,8 +18,8 @@
       </w:tblPr>
       <w:tblGrid>
         <w:gridCol w:w="111"/>
-        <w:gridCol w:w="9483"/>
-        <w:gridCol w:w="87"/>
+        <w:gridCol w:w="9482"/>
+        <w:gridCol w:w="88"/>
       </w:tblGrid>
       <w:tr>
         <w:trPr>
@@ -28,7 +28,7 @@
         </w:trPr>
         <w:tc>
           <w:tcPr>
-            <w:tcW w:w="9594" w:type="dxa"/>
+            <w:tcW w:w="9593" w:type="dxa"/>
             <w:gridSpan w:val="2"/>
             <w:tcBorders/>
           </w:tcPr>
@@ -446,7 +446,7 @@
         </w:tc>
         <w:tc>
           <w:tcPr>
-            <w:tcW w:w="87" w:type="dxa"/>
+            <w:tcW w:w="88" w:type="dxa"/>
             <w:tcBorders/>
           </w:tcPr>
           <w:p>
@@ -1769,7 +1769,7 @@
     </w:p>
     <w:p>
       <w:pPr>
-        <w:pStyle w:val="Style21"/>
+        <w:pStyle w:val="user7"/>
         <w:widowControl/>
         <w:suppressAutoHyphens w:val="true"/>
         <w:bidi w:val="0"/>
@@ -1803,15 +1803,7 @@
       </w:r>
       <w:r>
         <w:rPr/>
-        <w:t xml:space="preserve"> - Диаграмма прецедентов </w:t>
-      </w:r>
-      <w:r>
-        <w:rPr/>
-        <w:t>С</w:t>
-      </w:r>
-      <w:r>
-        <w:rPr/>
-        <w:t>истемы</w:t>
+        <w:t xml:space="preserve"> - Диаграмма прецедентов Системы</w:t>
       </w:r>
     </w:p>
     <w:p>
@@ -2585,29 +2577,29 @@
       <w:u w:val="single"/>
     </w:rPr>
   </w:style>
+  <w:style w:type="character" w:styleId="user" w:customStyle="1">
+    <w:name w:val="Ссылка указателя (user)"/>
+    <w:qFormat/>
+    <w:rPr/>
+  </w:style>
   <w:style w:type="character" w:styleId="Style13" w:customStyle="1">
     <w:name w:val="Ссылка указателя"/>
     <w:qFormat/>
     <w:rPr/>
   </w:style>
-  <w:style w:type="character" w:styleId="user" w:customStyle="1">
-    <w:name w:val="Ссылка указателя (user)"/>
-    <w:qFormat/>
-    <w:rPr/>
-  </w:style>
-  <w:style w:type="character" w:styleId="user1" w:customStyle="1">
-    <w:name w:val="Маркеры (user)"/>
+  <w:style w:type="character" w:styleId="Style14" w:customStyle="1">
+    <w:name w:val="Маркеры"/>
     <w:qFormat/>
     <w:rPr>
       <w:rFonts w:ascii="OpenSymbol" w:hAnsi="OpenSymbol" w:eastAsia="OpenSymbol" w:cs="OpenSymbol"/>
     </w:rPr>
   </w:style>
-  <w:style w:type="character" w:styleId="user2" w:customStyle="1">
-    <w:name w:val="Символ нумерации (user)"/>
+  <w:style w:type="character" w:styleId="Style15" w:customStyle="1">
+    <w:name w:val="Символ нумерации"/>
     <w:qFormat/>
     <w:rPr/>
   </w:style>
-  <w:style w:type="character" w:styleId="Style14" w:customStyle="1">
+  <w:style w:type="character" w:styleId="Style16" w:customStyle="1">
     <w:name w:val="Основной текст Знак"/>
     <w:basedOn w:val="DefaultParagraphFont"/>
     <w:qFormat/>
@@ -2617,7 +2609,7 @@
       <w:sz w:val="28"/>
     </w:rPr>
   </w:style>
-  <w:style w:type="paragraph" w:styleId="Style15" w:customStyle="1">
+  <w:style w:type="paragraph" w:styleId="Style17">
     <w:name w:val="Заголовок"/>
     <w:basedOn w:val="Normal"/>
     <w:next w:val="BodyText"/>
@@ -2635,7 +2627,7 @@
   <w:style w:type="paragraph" w:styleId="BodyText">
     <w:name w:val="Body Text"/>
     <w:basedOn w:val="Normal"/>
-    <w:link w:val="Style14"/>
+    <w:link w:val="Style16"/>
     <w:pPr>
       <w:spacing w:lineRule="auto" w:line="360" w:before="0" w:after="0"/>
       <w:ind w:firstLine="709"/>
@@ -2667,7 +2659,7 @@
       <w:szCs w:val="24"/>
     </w:rPr>
   </w:style>
-  <w:style w:type="paragraph" w:styleId="Style16" w:customStyle="1">
+  <w:style w:type="paragraph" w:styleId="Style18">
     <w:name w:val="Указатель"/>
     <w:basedOn w:val="Normal"/>
     <w:qFormat/>
@@ -2693,7 +2685,7 @@
       <w:szCs w:val="28"/>
     </w:rPr>
   </w:style>
-  <w:style w:type="paragraph" w:styleId="user3">
+  <w:style w:type="paragraph" w:styleId="user1" w:customStyle="1">
     <w:name w:val="Заголовок (user)"/>
     <w:basedOn w:val="Normal"/>
     <w:next w:val="BodyText"/>
@@ -2708,7 +2700,7 @@
       <w:szCs w:val="28"/>
     </w:rPr>
   </w:style>
-  <w:style w:type="paragraph" w:styleId="user4">
+  <w:style w:type="paragraph" w:styleId="user2" w:customStyle="1">
     <w:name w:val="Указатель (user)"/>
     <w:basedOn w:val="Normal"/>
     <w:qFormat/>
@@ -2730,15 +2722,15 @@
       <w:rFonts w:cs="Lucida Sans"/>
     </w:rPr>
   </w:style>
-  <w:style w:type="paragraph" w:styleId="Style17" w:customStyle="1">
-    <w:name w:val="Колонтитулы"/>
+  <w:style w:type="paragraph" w:styleId="user3" w:customStyle="1">
+    <w:name w:val="Колонтитулы (user)"/>
     <w:basedOn w:val="Normal"/>
     <w:qFormat/>
     <w:pPr/>
     <w:rPr/>
   </w:style>
-  <w:style w:type="paragraph" w:styleId="user5" w:customStyle="1">
-    <w:name w:val="Колонтитулы (user)"/>
+  <w:style w:type="paragraph" w:styleId="Style19" w:customStyle="1">
+    <w:name w:val="Колонтитулы"/>
     <w:basedOn w:val="Normal"/>
     <w:qFormat/>
     <w:pPr/>
@@ -2796,7 +2788,7 @@
   </w:style>
   <w:style w:type="paragraph" w:styleId="TOC1">
     <w:name w:val="toc 1"/>
-    <w:basedOn w:val="Style16"/>
+    <w:basedOn w:val="user2"/>
     <w:pPr>
       <w:tabs>
         <w:tab w:val="clear" w:pos="643"/>
@@ -2811,7 +2803,7 @@
   </w:style>
   <w:style w:type="paragraph" w:styleId="TOC2">
     <w:name w:val="toc 2"/>
-    <w:basedOn w:val="Style16"/>
+    <w:basedOn w:val="user2"/>
     <w:pPr>
       <w:tabs>
         <w:tab w:val="clear" w:pos="643"/>
@@ -2825,7 +2817,7 @@
   </w:style>
   <w:style w:type="paragraph" w:styleId="TOC3">
     <w:name w:val="toc 3"/>
-    <w:basedOn w:val="Style16"/>
+    <w:basedOn w:val="user2"/>
     <w:pPr>
       <w:tabs>
         <w:tab w:val="clear" w:pos="643"/>
@@ -2837,8 +2829,8 @@
     </w:pPr>
     <w:rPr/>
   </w:style>
-  <w:style w:type="paragraph" w:styleId="Style18" w:customStyle="1">
-    <w:name w:val="Содержимое таблицы"/>
+  <w:style w:type="paragraph" w:styleId="user4" w:customStyle="1">
+    <w:name w:val="Содержимое таблицы (user)"/>
     <w:basedOn w:val="Normal"/>
     <w:qFormat/>
     <w:pPr>
@@ -2848,9 +2840,9 @@
     </w:pPr>
     <w:rPr/>
   </w:style>
-  <w:style w:type="paragraph" w:styleId="Style19" w:customStyle="1">
-    <w:name w:val="Заголовок таблицы"/>
-    <w:basedOn w:val="Style18"/>
+  <w:style w:type="paragraph" w:styleId="user5" w:customStyle="1">
+    <w:name w:val="Заголовок таблицы (user)"/>
+    <w:basedOn w:val="user4"/>
     <w:qFormat/>
     <w:pPr>
       <w:jc w:val="center"/>
@@ -2858,6 +2850,18 @@
     <w:rPr>
       <w:b/>
       <w:bCs/>
+    </w:rPr>
+  </w:style>
+  <w:style w:type="paragraph" w:styleId="user6" w:customStyle="1">
+    <w:name w:val="Таблица (user)"/>
+    <w:basedOn w:val="Caption"/>
+    <w:qFormat/>
+    <w:pPr>
+      <w:keepNext w:val="true"/>
+      <w:spacing w:lineRule="auto" w:line="360" w:before="0" w:after="0"/>
+    </w:pPr>
+    <w:rPr>
+      <w:sz w:val="28"/>
     </w:rPr>
   </w:style>
   <w:style w:type="paragraph" w:styleId="Style20" w:customStyle="1">
@@ -2872,20 +2876,8 @@
       <w:sz w:val="28"/>
     </w:rPr>
   </w:style>
-  <w:style w:type="paragraph" w:styleId="user6" w:customStyle="1">
-    <w:name w:val="Таблица (user)"/>
-    <w:basedOn w:val="Caption"/>
-    <w:qFormat/>
-    <w:pPr>
-      <w:keepNext w:val="true"/>
-      <w:spacing w:lineRule="auto" w:line="360" w:before="0" w:after="0"/>
-    </w:pPr>
-    <w:rPr>
-      <w:sz w:val="28"/>
-    </w:rPr>
-  </w:style>
-  <w:style w:type="paragraph" w:styleId="user7" w:customStyle="1">
-    <w:name w:val="Содержимое таблицы (user)"/>
+  <w:style w:type="paragraph" w:styleId="Style21" w:customStyle="1">
+    <w:name w:val="Содержимое таблицы"/>
     <w:basedOn w:val="Normal"/>
     <w:qFormat/>
     <w:rsid w:val="00871d3e"/>
@@ -2898,42 +2890,42 @@
   </w:style>
   <w:style w:type="paragraph" w:styleId="TOC4">
     <w:name w:val="toc 4"/>
-    <w:basedOn w:val="Style16"/>
+    <w:basedOn w:val="user2"/>
     <w:pPr/>
     <w:rPr/>
   </w:style>
   <w:style w:type="paragraph" w:styleId="TOC5">
     <w:name w:val="toc 5"/>
-    <w:basedOn w:val="Style16"/>
+    <w:basedOn w:val="user2"/>
     <w:pPr/>
     <w:rPr/>
   </w:style>
   <w:style w:type="paragraph" w:styleId="TOC6">
     <w:name w:val="toc 6"/>
-    <w:basedOn w:val="Style16"/>
+    <w:basedOn w:val="user2"/>
     <w:pPr/>
     <w:rPr/>
   </w:style>
   <w:style w:type="paragraph" w:styleId="TOC7">
     <w:name w:val="toc 7"/>
-    <w:basedOn w:val="Style16"/>
+    <w:basedOn w:val="user2"/>
     <w:pPr/>
     <w:rPr/>
   </w:style>
   <w:style w:type="paragraph" w:styleId="TOC8">
     <w:name w:val="toc 8"/>
-    <w:basedOn w:val="Style16"/>
+    <w:basedOn w:val="user2"/>
     <w:pPr/>
     <w:rPr/>
   </w:style>
   <w:style w:type="paragraph" w:styleId="TOC9">
     <w:name w:val="toc 9"/>
-    <w:basedOn w:val="Style16"/>
+    <w:basedOn w:val="user2"/>
     <w:pPr/>
     <w:rPr/>
   </w:style>
-  <w:style w:type="paragraph" w:styleId="Style21">
-    <w:name w:val="Рисунок"/>
+  <w:style w:type="paragraph" w:styleId="user7">
+    <w:name w:val="Рисунок (user)"/>
     <w:basedOn w:val="Caption"/>
     <w:qFormat/>
     <w:pPr>
@@ -2945,15 +2937,15 @@
       <w:sz w:val="28"/>
     </w:rPr>
   </w:style>
-  <w:style w:type="numbering" w:styleId="Style22" w:customStyle="1">
-    <w:name w:val="Без списка"/>
+  <w:style w:type="numbering" w:styleId="user8" w:customStyle="1">
+    <w:name w:val="Без списка (user)"/>
     <w:uiPriority w:val="99"/>
     <w:semiHidden/>
     <w:unhideWhenUsed/>
     <w:qFormat/>
   </w:style>
-  <w:style w:type="numbering" w:styleId="user8" w:customStyle="1">
-    <w:name w:val="Без списка (user)"/>
+  <w:style w:type="numbering" w:styleId="Style22" w:customStyle="1">
+    <w:name w:val="Без списка"/>
     <w:uiPriority w:val="99"/>
     <w:semiHidden/>
     <w:unhideWhenUsed/>
